--- a/state-vignettes/arkansas_highway_report.docx
+++ b/state-vignettes/arkansas_highway_report.docx
@@ -10,12 +10,12 @@
         <w:rPr>
           <w:color w:val="FF5500"/>
         </w:rPr>
-        <w:t>Arkansas Ranks 21st in the Nation in Highway Performance and Cost-Effectiveness</w:t>
+        <w:t>Arkansas Ranks 17th in the Nation in Highway Performance and Cost-Effectiveness</w:t>
       </w:r>
     </w:p>
     <w:p>
       <w:r>
-        <w:t>Arkansas’s highway system ranks 21st in the nation in overall cost-effectiveness and condition.</w:t>
+        <w:t>Arkansas’s highway system ranks 17th in the nation in overall cost-effectiveness and condition.</w:t>
       </w:r>
     </w:p>
     <w:p>
@@ -25,42 +25,42 @@
     </w:p>
     <w:p>
       <w:r>
-        <w:t>In safety and condition categories, Arkansas’s highways rank 38th in urban Interstate pavement condition, 40th in rural Interstate pavement condition, 28th in urban arterial pavement condition, 25th in rural arterial pavement condition, 22nd in structurally deficient bridges, 35th in urban fatality rate, and 45th in rural fatality rate.</w:t>
+        <w:t>In safety and condition categories, Arkansas’s highways rank 33rd in urban Interstate pavement condition, 36th in rural Interstate pavement condition, 24th in urban arterial pavement condition, 22nd in rural arterial pavement condition, 22nd in structurally deficient bridges, 26th in urban fatality rate, and 48th in rural fatality rate.</w:t>
       </w:r>
     </w:p>
     <w:p>
       <w:r>
-        <w:t>Arkansas ranks 17th out of the 50 states in traffic congestion, and its drivers spend 15.14 hours a year stuck in traffic congestion.</w:t>
+        <w:t>Arkansas ranks 17th out of the 50 states in traffic congestion, and its drivers spend 16.9 hours a year stuck in traffic congestion.</w:t>
       </w:r>
     </w:p>
     <w:p>
       <w:r>
-        <w:t>In spending and cost-effectiveness, Arkansas ranks 23rd in capital and bridge disbursements, which are the costs of building new roads and bridges and widening existing ones. Arkansas ranks 5th in maintenance spending, such as the costs of repaving roads and filling in potholes. Arkansas’s administrative disbursements, including office spending that doesn’t make its way to roads, rank 6th nationwide.</w:t>
+        <w:t>In spending and cost-effectiveness, Arkansas ranks 24th in capital and bridge disbursements, which are the costs of building new roads and bridges and widening existing ones. Arkansas ranks 6th in maintenance spending, such as the costs of repaving roads and filling in potholes. Arkansas’s administrative disbursements, including office spending that doesn’t make its way to roads, rank 9th nationwide.</w:t>
       </w:r>
     </w:p>
     <w:p>
       <w:r>
-        <w:t>Compared to last year, Arkansas has the following notable changes in rankings: Rural Other Principal Arterial Pavement Condition improved by 11 points, from 36 to 25; Urbanized Area Congestion worsened by 13 points, from 4 to 17; Urban Fatality Rate improved by 11 points, from 46 to 35; Other Disbursements worsened by 5 points, from 21 to 26; Overall improved by 7 points, from 28 to 21.</w:t>
+        <w:t>Compared to last year, Arkansas has the following notable changes in rankings: Other Disbursements improved by 19 points, from 26 to 7; Urban Interstate Pavement Condition improved by 5 points, from 38 to 33; Urban Fatality Rate improved by 9 points, from 35 to 26; Other Fatality Rate worsened by 5 points, from 37 to 42.</w:t>
       </w:r>
     </w:p>
     <w:p>
       <w:r>
-        <w:t>Compared to neighboring and nearby states, Arkansas’s overall highway performance is better than Oklahoma (45th) and Louisiana (46th); worse than Tennessee (12th).</w:t>
+        <w:t>Compared to neighboring and nearby states, Arkansas’s overall highway performance is better than Oklahoma (43rd) and Louisiana (44th); worse than Tennessee (16th).</w:t>
       </w:r>
     </w:p>
     <w:p>
       <w:r>
-        <w:t>Comparing its overall performance to similarly populated states, Arkansas ranks worse than Kansas (19th); better than Iowa (35th).</w:t>
+        <w:t>Comparing its overall performance to similarly populated states, Arkansas ranks better than Kansas (29th) and Iowa (34th).</w:t>
       </w:r>
     </w:p>
     <w:p>
       <w:r>
-        <w:t>Arkansas’s highway system ranks 21st out of 50 states overall this year, compared to 28th last year.</w:t>
+        <w:t>Arkansas’s highway system ranks 17th out of 50 states overall this year, compared to 21st last year.</w:t>
       </w:r>
     </w:p>
     <w:p>
       <w:r>
-        <w:t>“In terms of improving in the road condition and performance categories, Arkansas should focus on reducing Rural Fatality Rate and Rural Interstate Pavement Condition. Arkansas’s rank of 45th in Rural Fatality Rate makes it one of the worst in the nation for this safety metric,” said Baruch Feigenbaum, lead author of the 29th Annual Highway Report and senior managing director of transportation policy at Reason Foundation.</w:t>
+        <w:t>“In terms of improving in the road condition and performance categories, Arkansas should focus on reducing Rural Fatality Rate and Other Fatality Rate. Arkansas’s rank of 48th in Rural Fatality Rate makes it one of the worst in the nation for this safety metric,” said Baruch Feigenbaum, lead author of the 30th Annual Highway Report and senior managing director of transportation policy at Reason Foundation.</w:t>
       </w:r>
     </w:p>
     <w:p>
@@ -70,7 +70,7 @@
           <w:color w:val="FF5500"/>
           <w:sz w:val="28"/>
         </w:rPr>
-        <w:t>ARKANSAS’S RANKINGS IN THE 29TH ANNUAL HIGHWAY REPORT</w:t>
+        <w:t>ARKANSAS’S RANKINGS IN THE 30TH ANNUAL HIGHWAY REPORT</w:t>
       </w:r>
     </w:p>
     <w:tbl>
@@ -148,7 +148,7 @@
               <w:rPr>
                 <w:sz w:val="20"/>
               </w:rPr>
-              <w:t>21</w:t>
+              <w:t>17</w:t>
             </w:r>
           </w:p>
         </w:tc>
@@ -179,7 +179,7 @@
               <w:rPr>
                 <w:sz w:val="20"/>
               </w:rPr>
-              <w:t>23</w:t>
+              <w:t>24</w:t>
             </w:r>
           </w:p>
         </w:tc>
@@ -212,7 +212,7 @@
               <w:rPr>
                 <w:sz w:val="20"/>
               </w:rPr>
-              <w:t>5</w:t>
+              <w:t>6</w:t>
             </w:r>
           </w:p>
         </w:tc>
@@ -243,7 +243,7 @@
               <w:rPr>
                 <w:sz w:val="20"/>
               </w:rPr>
-              <w:t>6</w:t>
+              <w:t>9</w:t>
             </w:r>
           </w:p>
         </w:tc>
@@ -276,7 +276,7 @@
               <w:rPr>
                 <w:sz w:val="20"/>
               </w:rPr>
-              <w:t>26</w:t>
+              <w:t>7</w:t>
             </w:r>
           </w:p>
         </w:tc>
@@ -307,7 +307,7 @@
               <w:rPr>
                 <w:sz w:val="20"/>
               </w:rPr>
-              <w:t>40</w:t>
+              <w:t>36</w:t>
             </w:r>
           </w:p>
         </w:tc>
@@ -340,7 +340,7 @@
               <w:rPr>
                 <w:sz w:val="20"/>
               </w:rPr>
-              <w:t>25</w:t>
+              <w:t>22</w:t>
             </w:r>
           </w:p>
         </w:tc>
@@ -371,7 +371,7 @@
               <w:rPr>
                 <w:sz w:val="20"/>
               </w:rPr>
-              <w:t>38</w:t>
+              <w:t>33</w:t>
             </w:r>
           </w:p>
         </w:tc>
@@ -404,7 +404,7 @@
               <w:rPr>
                 <w:sz w:val="20"/>
               </w:rPr>
-              <w:t>28</w:t>
+              <w:t>24</w:t>
             </w:r>
           </w:p>
         </w:tc>
@@ -499,7 +499,7 @@
               <w:rPr>
                 <w:sz w:val="20"/>
               </w:rPr>
-              <w:t>45</w:t>
+              <w:t>48</w:t>
             </w:r>
           </w:p>
         </w:tc>
@@ -532,7 +532,7 @@
               <w:rPr>
                 <w:sz w:val="20"/>
               </w:rPr>
-              <w:t>35</w:t>
+              <w:t>26</w:t>
             </w:r>
           </w:p>
         </w:tc>
@@ -563,7 +563,7 @@
               <w:rPr>
                 <w:sz w:val="20"/>
               </w:rPr>
-              <w:t>37</w:t>
+              <w:t>42</w:t>
             </w:r>
           </w:p>
         </w:tc>
@@ -572,12 +572,12 @@
     <w:p>
       <w:r>
         <w:br/>
-        <w:t>Reason Foundation’s 29th Annual Highway Report measures the condition and cost- effectiveness of state-controlled highways in 13 categories, including pavement and bridge conditions, traffic fatalities, and spending. In the performance categories, ranking first implies the state has the best or lowest fatality rate and its road pavement is in the best condition. A ranking of 50th in performance categories means the state has the worst fatality rates or pavement conditions. In simplified terms, in the cost-effectiveness categories, a rank of 50 means the state spends more money, and a first-place ranking means the state spends less money than other states in that category.</w:t>
+        <w:t>Reason Foundation’s 30th Annual Highway Report measures the condition and cost-effectiveness of state-controlled highways in 13 categories, including pavement and bridge conditions, traffic fatalities, and spending. In the performance categories, ranking first implies the state has the best or lowest fatality rate and its road pavement is in the best condition. A ranking of 50th in performance categories means the state has the worst fatality rates or pavement conditions. In simplified terms, in the cost-effectiveness categories, a rank of 50 means the state spends more money, and a first-place ranking means the state spends less money than other states in that category.</w:t>
       </w:r>
     </w:p>
     <w:p>
       <w:r>
-        <w:t>The report’s data are primarily information each state directly reported to the Federal Highway Administration for 2023. Better Roads and Bridges provides the deficient bridge data, and INRIX.com provides the traffic congestion data.</w:t>
+        <w:t>The report’s data are primarily information each state directly reported to the Federal Highway Administration for 2024. Better Roads and Bridges provides the deficient bridge data, and INRIX.com provides the traffic congestion data.</w:t>
       </w:r>
     </w:p>
     <w:sectPr>
